--- a/policies/general/Acceptable-Use-Policy.docx
+++ b/policies/general/Acceptable-Use-Policy.docx
@@ -550,40 +550,64 @@
         <w:t>Don't share license credentials between employees or install company software on personal devices unless IT has explicitly approved it.</w:t>
       </w:r>
     </w:p>
+    <w:tbl>
+      <w:tblPr>
+        <w:jc w:val="center"/>
+        <w:tblLook w:firstColumn="1" w:firstRow="1" w:lastColumn="0" w:lastRow="0" w:noHBand="0" w:noVBand="1" w:val="04A0"/>
+        <w:tblW w:w="9360" w:type="dxa"/>
+      </w:tblPr>
+      <w:tblGrid>
+        <w:gridCol w:w="9360"/>
+      </w:tblGrid>
+      <w:tr>
+        <w:tc>
+          <w:tcPr>
+            <w:tcW w:type="dxa" w:w="9360"/>
+            <w:shd w:fill="E8F4E8" w:val="clear"/>
+            <w:tcBorders>
+              <w:left w:val="single" w:sz="24" w:space="0" w:color="2E7D32"/>
+              <w:top w:val="single" w:sz="4" w:space="0" w:color="E8F4E8"/>
+              <w:bottom w:val="single" w:sz="4" w:space="0" w:color="E8F4E8"/>
+              <w:right w:val="single" w:sz="4" w:space="0" w:color="E8F4E8"/>
+            </w:tcBorders>
+          </w:tcPr>
+          <w:p>
+            <w:pPr>
+              <w:spacing w:before="80" w:after="120"/>
+            </w:pPr>
+            <w:r>
+              <w:rPr>
+                <w:rFonts w:ascii="Arial" w:hAnsi="Arial"/>
+                <w:b/>
+                <w:i w:val="0"/>
+                <w:color w:val="2E7D32"/>
+                <w:sz w:val="21"/>
+              </w:rPr>
+              <w:t>Company administrators</w:t>
+            </w:r>
+          </w:p>
+          <w:p>
+            <w:pPr>
+              <w:spacing w:before="40" w:after="40"/>
+            </w:pPr>
+            <w:r>
+              <w:rPr>
+                <w:rFonts w:ascii="Arial" w:hAnsi="Arial"/>
+                <w:b w:val="0"/>
+                <w:i w:val="0"/>
+                <w:color w:val="333333"/>
+                <w:sz w:val="20"/>
+              </w:rPr>
+              <w:t>List your specific license management rules here. Common items: seat-based vs. floating licenses, how employees request new software, and how to handle licenses for contractors.</w:t>
+            </w:r>
+          </w:p>
+        </w:tc>
+      </w:tr>
+    </w:tbl>
     <w:p>
       <w:pPr>
-        <w:spacing w:before="120" w:after="120"/>
-        <w:ind w:left="360"/>
+        <w:spacing w:before="40" w:after="40"/>
       </w:pPr>
-      <w:r>
-        <w:rPr>
-          <w:rFonts w:ascii="Arial" w:hAnsi="Arial"/>
-          <w:b w:val="0"/>
-          <w:i/>
-          <w:color w:val="666666"/>
-          <w:sz w:val="20"/>
-        </w:rPr>
-      </w:r>
-      <w:r>
-        <w:rPr>
-          <w:rFonts w:ascii="Arial" w:hAnsi="Arial"/>
-          <w:b/>
-          <w:i w:val="0"/>
-          <w:color w:val="666666"/>
-          <w:sz w:val="20"/>
-        </w:rPr>
-        <w:t>Companies:</w:t>
-      </w:r>
-      <w:r>
-        <w:rPr>
-          <w:rFonts w:ascii="Arial" w:hAnsi="Arial"/>
-          <w:b w:val="0"/>
-          <w:i/>
-          <w:color w:val="666666"/>
-          <w:sz w:val="20"/>
-        </w:rPr>
-        <w:t xml:space="preserve"> List your specific license management rules here. Common items: seat-based vs. floating licenses, how employees request new software, and how to handle licenses for contractors.</w:t>
-      </w:r>
     </w:p>
     <w:p>
       <w:pPr>
@@ -641,40 +665,64 @@
         <w:t>Don't sync work folders to personal cloud storage (Google Drive, iCloud, personal OneDrive, personal Dropbox).</w:t>
       </w:r>
     </w:p>
+    <w:tbl>
+      <w:tblPr>
+        <w:jc w:val="center"/>
+        <w:tblLook w:firstColumn="1" w:firstRow="1" w:lastColumn="0" w:lastRow="0" w:noHBand="0" w:noVBand="1" w:val="04A0"/>
+        <w:tblW w:w="9360" w:type="dxa"/>
+      </w:tblPr>
+      <w:tblGrid>
+        <w:gridCol w:w="9360"/>
+      </w:tblGrid>
+      <w:tr>
+        <w:tc>
+          <w:tcPr>
+            <w:tcW w:type="dxa" w:w="9360"/>
+            <w:shd w:fill="E8F4E8" w:val="clear"/>
+            <w:tcBorders>
+              <w:left w:val="single" w:sz="24" w:space="0" w:color="2E7D32"/>
+              <w:top w:val="single" w:sz="4" w:space="0" w:color="E8F4E8"/>
+              <w:bottom w:val="single" w:sz="4" w:space="0" w:color="E8F4E8"/>
+              <w:right w:val="single" w:sz="4" w:space="0" w:color="E8F4E8"/>
+            </w:tcBorders>
+          </w:tcPr>
+          <w:p>
+            <w:pPr>
+              <w:spacing w:before="80" w:after="120"/>
+            </w:pPr>
+            <w:r>
+              <w:rPr>
+                <w:rFonts w:ascii="Arial" w:hAnsi="Arial"/>
+                <w:b/>
+                <w:i w:val="0"/>
+                <w:color w:val="2E7D32"/>
+                <w:sz w:val="21"/>
+              </w:rPr>
+              <w:t>Company administrators</w:t>
+            </w:r>
+          </w:p>
+          <w:p>
+            <w:pPr>
+              <w:spacing w:before="40" w:after="40"/>
+            </w:pPr>
+            <w:r>
+              <w:rPr>
+                <w:rFonts w:ascii="Arial" w:hAnsi="Arial"/>
+                <w:b w:val="0"/>
+                <w:i w:val="0"/>
+                <w:color w:val="333333"/>
+                <w:sz w:val="20"/>
+              </w:rPr>
+              <w:t>Specify your approved file storage and collaboration platforms here (e.g., "All client files must be stored in [SharePoint / company file server / approved cloud platform]. Personal cloud storage is not approved for company data.")</w:t>
+            </w:r>
+          </w:p>
+        </w:tc>
+      </w:tr>
+    </w:tbl>
     <w:p>
       <w:pPr>
-        <w:spacing w:before="120" w:after="120"/>
-        <w:ind w:left="360"/>
+        <w:spacing w:before="40" w:after="40"/>
       </w:pPr>
-      <w:r>
-        <w:rPr>
-          <w:rFonts w:ascii="Arial" w:hAnsi="Arial"/>
-          <w:b w:val="0"/>
-          <w:i/>
-          <w:color w:val="666666"/>
-          <w:sz w:val="20"/>
-        </w:rPr>
-      </w:r>
-      <w:r>
-        <w:rPr>
-          <w:rFonts w:ascii="Arial" w:hAnsi="Arial"/>
-          <w:b/>
-          <w:i w:val="0"/>
-          <w:color w:val="666666"/>
-          <w:sz w:val="20"/>
-        </w:rPr>
-        <w:t>Companies:</w:t>
-      </w:r>
-      <w:r>
-        <w:rPr>
-          <w:rFonts w:ascii="Arial" w:hAnsi="Arial"/>
-          <w:b w:val="0"/>
-          <w:i/>
-          <w:color w:val="666666"/>
-          <w:sz w:val="20"/>
-        </w:rPr>
-        <w:t xml:space="preserve"> Specify your approved file storage and collaboration platforms here (e.g., "All client files must be stored in [SharePoint / company file server / approved cloud platform]. Personal cloud storage is not approved for company data.")</w:t>
-      </w:r>
     </w:p>
     <w:p>
       <w:pPr>
@@ -1192,40 +1240,64 @@
         <w:t>When disposing of old equipment, IT will handle secure data wiping. Don't donate, sell, or throw away company devices without going through IT.</w:t>
       </w:r>
     </w:p>
+    <w:tbl>
+      <w:tblPr>
+        <w:jc w:val="center"/>
+        <w:tblLook w:firstColumn="1" w:firstRow="1" w:lastColumn="0" w:lastRow="0" w:noHBand="0" w:noVBand="1" w:val="04A0"/>
+        <w:tblW w:w="9360" w:type="dxa"/>
+      </w:tblPr>
+      <w:tblGrid>
+        <w:gridCol w:w="9360"/>
+      </w:tblGrid>
+      <w:tr>
+        <w:tc>
+          <w:tcPr>
+            <w:tcW w:type="dxa" w:w="9360"/>
+            <w:shd w:fill="E8F4E8" w:val="clear"/>
+            <w:tcBorders>
+              <w:left w:val="single" w:sz="24" w:space="0" w:color="2E7D32"/>
+              <w:top w:val="single" w:sz="4" w:space="0" w:color="E8F4E8"/>
+              <w:bottom w:val="single" w:sz="4" w:space="0" w:color="E8F4E8"/>
+              <w:right w:val="single" w:sz="4" w:space="0" w:color="E8F4E8"/>
+            </w:tcBorders>
+          </w:tcPr>
+          <w:p>
+            <w:pPr>
+              <w:spacing w:before="80" w:after="120"/>
+            </w:pPr>
+            <w:r>
+              <w:rPr>
+                <w:rFonts w:ascii="Arial" w:hAnsi="Arial"/>
+                <w:b/>
+                <w:i w:val="0"/>
+                <w:color w:val="2E7D32"/>
+                <w:sz w:val="21"/>
+              </w:rPr>
+              <w:t>Company administrators</w:t>
+            </w:r>
+          </w:p>
+          <w:p>
+            <w:pPr>
+              <w:spacing w:before="40" w:after="40"/>
+            </w:pPr>
+            <w:r>
+              <w:rPr>
+                <w:rFonts w:ascii="Arial" w:hAnsi="Arial"/>
+                <w:b w:val="0"/>
+                <w:i w:val="0"/>
+                <w:color w:val="333333"/>
+                <w:sz w:val="20"/>
+              </w:rPr>
+              <w:t>Specify your data retention requirements here, especially for client records, contracts, and financial data. Many industries have specific retention requirements.</w:t>
+            </w:r>
+          </w:p>
+        </w:tc>
+      </w:tr>
+    </w:tbl>
     <w:p>
       <w:pPr>
-        <w:spacing w:before="120" w:after="120"/>
-        <w:ind w:left="360"/>
+        <w:spacing w:before="40" w:after="40"/>
       </w:pPr>
-      <w:r>
-        <w:rPr>
-          <w:rFonts w:ascii="Arial" w:hAnsi="Arial"/>
-          <w:b w:val="0"/>
-          <w:i/>
-          <w:color w:val="666666"/>
-          <w:sz w:val="20"/>
-        </w:rPr>
-      </w:r>
-      <w:r>
-        <w:rPr>
-          <w:rFonts w:ascii="Arial" w:hAnsi="Arial"/>
-          <w:b/>
-          <w:i w:val="0"/>
-          <w:color w:val="666666"/>
-          <w:sz w:val="20"/>
-        </w:rPr>
-        <w:t>Companies:</w:t>
-      </w:r>
-      <w:r>
-        <w:rPr>
-          <w:rFonts w:ascii="Arial" w:hAnsi="Arial"/>
-          <w:b w:val="0"/>
-          <w:i/>
-          <w:color w:val="666666"/>
-          <w:sz w:val="20"/>
-        </w:rPr>
-        <w:t xml:space="preserve"> Specify your data retention requirements here, especially for client records, contracts, and financial data. Many industries have specific retention requirements.</w:t>
-      </w:r>
     </w:p>
     <w:p>
       <w:pPr>
@@ -1467,40 +1539,64 @@
         <w:t>Don't try to investigate or fix security issues on your own. Don't wait until you're "sure" something is wrong. Early reporting prevents small problems from becoming big ones.</w:t>
       </w:r>
     </w:p>
+    <w:tbl>
+      <w:tblPr>
+        <w:jc w:val="center"/>
+        <w:tblLook w:firstColumn="1" w:firstRow="1" w:lastColumn="0" w:lastRow="0" w:noHBand="0" w:noVBand="1" w:val="04A0"/>
+        <w:tblW w:w="9360" w:type="dxa"/>
+      </w:tblPr>
+      <w:tblGrid>
+        <w:gridCol w:w="9360"/>
+      </w:tblGrid>
+      <w:tr>
+        <w:tc>
+          <w:tcPr>
+            <w:tcW w:type="dxa" w:w="9360"/>
+            <w:shd w:fill="E8F4E8" w:val="clear"/>
+            <w:tcBorders>
+              <w:left w:val="single" w:sz="24" w:space="0" w:color="2E7D32"/>
+              <w:top w:val="single" w:sz="4" w:space="0" w:color="E8F4E8"/>
+              <w:bottom w:val="single" w:sz="4" w:space="0" w:color="E8F4E8"/>
+              <w:right w:val="single" w:sz="4" w:space="0" w:color="E8F4E8"/>
+            </w:tcBorders>
+          </w:tcPr>
+          <w:p>
+            <w:pPr>
+              <w:spacing w:before="80" w:after="120"/>
+            </w:pPr>
+            <w:r>
+              <w:rPr>
+                <w:rFonts w:ascii="Arial" w:hAnsi="Arial"/>
+                <w:b/>
+                <w:i w:val="0"/>
+                <w:color w:val="2E7D32"/>
+                <w:sz w:val="21"/>
+              </w:rPr>
+              <w:t>Company administrators</w:t>
+            </w:r>
+          </w:p>
+          <w:p>
+            <w:pPr>
+              <w:spacing w:before="40" w:after="40"/>
+            </w:pPr>
+            <w:r>
+              <w:rPr>
+                <w:rFonts w:ascii="Arial" w:hAnsi="Arial"/>
+                <w:b w:val="0"/>
+                <w:i w:val="0"/>
+                <w:color w:val="333333"/>
+                <w:sz w:val="20"/>
+              </w:rPr>
+              <w:t>Insert your actual IT contact method and expected response time above.</w:t>
+            </w:r>
+          </w:p>
+        </w:tc>
+      </w:tr>
+    </w:tbl>
     <w:p>
       <w:pPr>
-        <w:spacing w:before="120" w:after="120"/>
-        <w:ind w:left="360"/>
+        <w:spacing w:before="40" w:after="40"/>
       </w:pPr>
-      <w:r>
-        <w:rPr>
-          <w:rFonts w:ascii="Arial" w:hAnsi="Arial"/>
-          <w:b w:val="0"/>
-          <w:i/>
-          <w:color w:val="666666"/>
-          <w:sz w:val="20"/>
-        </w:rPr>
-      </w:r>
-      <w:r>
-        <w:rPr>
-          <w:rFonts w:ascii="Arial" w:hAnsi="Arial"/>
-          <w:b/>
-          <w:i w:val="0"/>
-          <w:color w:val="666666"/>
-          <w:sz w:val="20"/>
-        </w:rPr>
-        <w:t>Companies:</w:t>
-      </w:r>
-      <w:r>
-        <w:rPr>
-          <w:rFonts w:ascii="Arial" w:hAnsi="Arial"/>
-          <w:b w:val="0"/>
-          <w:i/>
-          <w:color w:val="666666"/>
-          <w:sz w:val="20"/>
-        </w:rPr>
-        <w:t xml:space="preserve"> Insert your actual IT contact method and expected response time above.</w:t>
-      </w:r>
     </w:p>
     <w:p>
       <w:pPr>

--- a/policies/general/Acceptable-Use-Policy.docx
+++ b/policies/general/Acceptable-Use-Policy.docx
@@ -323,7 +323,7 @@
         <w:pStyle w:val="Heading3"/>
       </w:pPr>
       <w:r>
-        <w:t>4.1 — General Principles</w:t>
+        <w:t>4.1 General Principles</w:t>
       </w:r>
     </w:p>
     <w:p>
@@ -411,7 +411,7 @@
         <w:pStyle w:val="Heading3"/>
       </w:pPr>
       <w:r>
-        <w:t>4.2 — Email and Communication</w:t>
+        <w:t>4.2 Email and Communication</w:t>
       </w:r>
     </w:p>
     <w:p>
@@ -499,7 +499,7 @@
         <w:pStyle w:val="Heading3"/>
       </w:pPr>
       <w:r>
-        <w:t>4.3 — Software and Licensing</w:t>
+        <w:t>4.3 Software and Licensing</w:t>
       </w:r>
     </w:p>
     <w:p>
@@ -614,7 +614,7 @@
         <w:pStyle w:val="Heading3"/>
       </w:pPr>
       <w:r>
-        <w:t>4.4 — Cloud Storage and File Management</w:t>
+        <w:t>4.4 Cloud Storage and File Management</w:t>
       </w:r>
     </w:p>
     <w:p>
@@ -1062,7 +1062,7 @@
         <w:pStyle w:val="Heading3"/>
       </w:pPr>
       <w:r>
-        <w:t>6.1 — Client and Business Data</w:t>
+        <w:t>6.1 Client and Business Data</w:t>
       </w:r>
     </w:p>
     <w:p>
@@ -1149,7 +1149,7 @@
         <w:pStyle w:val="Heading3"/>
       </w:pPr>
       <w:r>
-        <w:t>6.2 — Removable Media</w:t>
+        <w:t>6.2 Removable Media</w:t>
       </w:r>
     </w:p>
     <w:p>
@@ -1205,7 +1205,7 @@
         <w:pStyle w:val="Heading3"/>
       </w:pPr>
       <w:r>
-        <w:t>6.3 — Data Retention and Disposal</w:t>
+        <w:t>6.3 Data Retention and Disposal</w:t>
       </w:r>
     </w:p>
     <w:p>
